--- a/waste-oil-balkans/dist/01_Poyasnitelnaya_zapiska.docx
+++ b/waste-oil-balkans/dist/01_Poyasnitelnaya_zapiska.docx
@@ -1112,7 +1112,17 @@
         <w:t xml:space="preserve">гидрооблагораживанием</w:t>
       </w:r>
       <w:r>
-        <w:t xml:space="preserve"> (пример — TAYRAŞ: технология Sequoia + водород). Схема «вакуумная дистилляция + адсорбционная полировка» без гидроочистки чаще даёт продукт уровня Group I / «близкий к Group II». Поэтому обязательное требование к китайскому партнёру — документально гарантировать спецификацию Group II на реальном (референтном) сырье, с подтверждением на пилоте/FAT; при необходимости в схему включается узел гидроочистки (это увеличивает CAPEX). Без такого подтверждения корректно позиционировать продукт как Group I/I+.</w:t>
+        <w:t xml:space="preserve"> (пример — TAYRAŞ: технология Sequoia + водород). Схема «вакуумная дистилляция + адсорбционная полировка» без гидроочистки чаще даёт продукт уровня Group I / «близкий к Group II». Поэтому обязательное требование к китайскому партнёру — документально гарантировать спецификацию Group II на реальном (референтном) сырье, с подтверждением на пилоте/FAT; при необходимости в схему включается узел гидроочистки (это увеличивает CAPEX). Без такого подтверждения корректно позиционировать продукт как Group I/I+. </w:t>
+      </w:r>
+      <w:r>
+        <w:rPr>
+          <w:b/>
+          <w:bCs/>
+        </w:rPr>
+        <w:t xml:space="preserve">Group II — единая международная классификация API 1509 (одинакова для КНР, ЕС и США), отдельного «европейского Group II» нет;</w:t>
+      </w:r>
+      <w:r>
+        <w:t xml:space="preserve"> ключ — доказать соответствие: измерение признанными методами (ASTM/ISO/EN), независимый анализ образцов в аккредитованной лаборатории ЕС (SGS/Intertek/Bureau Veritas), пилот на нашем сырье, полный паспорт и основа REACH (без регистрации REACH продукт нельзя продавать в ЕС). Гарантийный тест на Group II — как условие приёмки установки.</w:t>
       </w:r>
     </w:p>
     <w:p>
